--- a/content-src/docx/A G 1997 08 14 Horror genre.docx
+++ b/content-src/docx/A G 1997 08 14 Horror genre.docx
@@ -15,6 +15,11 @@
     <w:p>
       <w:r>
         <w:t xml:space="preserve">&lt;details&gt;Null&lt;/details&gt;</w:t>
+      </w:r>
+    </w:p>
+    <w:p>
+      <w:r>
+        <w:t xml:space="preserve">&lt;category&gt;fiction&lt;/category&gt;</w:t>
       </w:r>
     </w:p>
     <w:p>
